--- a/templates/홍보자료_양식.docx
+++ b/templates/홍보자료_양식.docx
@@ -115,7 +115,7 @@
                 <w:color w:val="0F0F0F"/>
                 <w:sz w:val="18"/>
               </w:rPr>
-              <w:t>교육과정</w:t>
+              <w:t>교육명</w:t>
             </w:r>
           </w:p>
           <w:p>
@@ -129,7 +129,7 @@
                 <w:color w:val="9F9FA9"/>
                 <w:sz w:val="14"/>
               </w:rPr>
-              <w:t>AI챔피언 그린 / AI챔피언 블루 / AI 리터러시 / 데이터 리터러시 / 생성형 AI 활용 업무 효율화 / AI 서비스 융합 기획 / 기타</w:t>
+              <w:t>이번 교육을 부르는 이름. 예) 부산시 공무원 AI 역량강화 교육</w:t>
             </w:r>
           </w:p>
         </w:tc>
@@ -186,7 +186,7 @@
                 <w:color w:val="0F0F0F"/>
                 <w:sz w:val="18"/>
               </w:rPr>
-              <w:t>교육 기관</w:t>
+              <w:t>교육과정</w:t>
             </w:r>
           </w:p>
           <w:p>
@@ -200,7 +200,78 @@
                 <w:color w:val="9F9FA9"/>
                 <w:sz w:val="14"/>
               </w:rPr>
-              <w:t>예) 부산시, 농촌진흥청</w:t>
+              <w:t>우리 과정 기준으로 어떤 과정인지. 예) AI 챔피언 그린, 데이터 리터러시</w:t>
+            </w:r>
+          </w:p>
+        </w:tc>
+      </w:tr>
+      <w:tr>
+        <w:trPr>
+          <w:cantSplit/>
+          <w:trHeight w:val="482" w:hRule="atLeast"/>
+        </w:trPr>
+        <w:tc>
+          <w:tcPr>
+            <w:tcW w:type="dxa" w:w="9639"/>
+            <w:gridSpan w:val="3"/>
+            <w:shd w:val="clear" w:color="auto" w:fill="FAFAFA"/>
+            <w:tcBorders>
+              <w:top w:val="nil"/>
+              <w:left w:val="nil"/>
+              <w:right w:val="nil"/>
+              <w:bottom w:val="single" w:sz="4" w:color="E4E4E7"/>
+            </w:tcBorders>
+          </w:tcPr>
+          <w:p>
+            <w:pPr>
+              <w:spacing w:before="0" w:after="0" w:line="276" w:lineRule="auto"/>
+            </w:pPr>
+            <w:r/>
+          </w:p>
+        </w:tc>
+      </w:tr>
+      <w:tr>
+        <w:trPr>
+          <w:cantSplit/>
+        </w:trPr>
+        <w:tc>
+          <w:tcPr>
+            <w:tcW w:type="dxa" w:w="9639"/>
+            <w:gridSpan w:val="3"/>
+            <w:tcBorders>
+              <w:top w:val="nil"/>
+              <w:left w:val="nil"/>
+              <w:right w:val="nil"/>
+              <w:bottom w:val="nil"/>
+            </w:tcBorders>
+          </w:tcPr>
+          <w:p>
+            <w:pPr>
+              <w:spacing w:before="100" w:after="0" w:line="276" w:lineRule="auto"/>
+            </w:pPr>
+            <w:r/>
+            <w:r>
+              <w:rPr>
+                <w:rFonts w:ascii="맑은 고딕" w:hAnsi="맑은 고딕" w:eastAsia="맑은 고딕"/>
+                <w:b/>
+                <w:color w:val="0F0F0F"/>
+                <w:sz w:val="18"/>
+              </w:rPr>
+              <w:t>교육기관</w:t>
+            </w:r>
+          </w:p>
+          <w:p>
+            <w:pPr>
+              <w:spacing w:before="20" w:after="0" w:line="276" w:lineRule="auto"/>
+            </w:pPr>
+            <w:r>
+              <w:rPr>
+                <w:rFonts w:ascii="맑은 고딕" w:hAnsi="맑은 고딕" w:eastAsia="맑은 고딕"/>
+                <w:b w:val="0"/>
+                <w:color w:val="9F9FA9"/>
+                <w:sz w:val="14"/>
+              </w:rPr>
+              <w:t>예) 부산시, 농촌진흥청. 공모로 여러 기관이 모인 과정이면 '공모 선발'</w:t>
             </w:r>
           </w:p>
         </w:tc>
@@ -270,7 +341,7 @@
                 <w:color w:val="9F9FA9"/>
                 <w:sz w:val="14"/>
               </w:rPr>
-              <w:t>예) 2026-08-25 ~ 2026-08-27  (1일 교육은 날짜 하나)</w:t>
+              <w:t>예) 2026-07-21 ~ 2026-08-25  (1일 교육은 날짜 하나)</w:t>
             </w:r>
           </w:p>
         </w:tc>
@@ -310,7 +381,7 @@
                 <w:color w:val="0F0F0F"/>
                 <w:sz w:val="18"/>
               </w:rPr>
-              <w:t>참여 인원·대상</w:t>
+              <w:t>회차</w:t>
             </w:r>
           </w:p>
           <w:p>
@@ -324,7 +395,7 @@
                 <w:color w:val="9F9FA9"/>
                 <w:sz w:val="14"/>
               </w:rPr>
-              <w:t>예) 32명, 주무관·데이터 담당자</w:t>
+              <w:t>예) 3회차, 상반기 2기</w:t>
             </w:r>
           </w:p>
         </w:tc>
@@ -403,6 +474,77 @@
           </w:tcPr>
           <w:p>
             <w:pPr>
+              <w:spacing w:before="100" w:after="0" w:line="276" w:lineRule="auto"/>
+            </w:pPr>
+            <w:r/>
+            <w:r>
+              <w:rPr>
+                <w:rFonts w:ascii="맑은 고딕" w:hAnsi="맑은 고딕" w:eastAsia="맑은 고딕"/>
+                <w:b/>
+                <w:color w:val="0F0F0F"/>
+                <w:sz w:val="18"/>
+              </w:rPr>
+              <w:t>참여 인원·대상</w:t>
+            </w:r>
+          </w:p>
+          <w:p>
+            <w:pPr>
+              <w:spacing w:before="20" w:after="0" w:line="276" w:lineRule="auto"/>
+            </w:pPr>
+            <w:r>
+              <w:rPr>
+                <w:rFonts w:ascii="맑은 고딕" w:hAnsi="맑은 고딕" w:eastAsia="맑은 고딕"/>
+                <w:b w:val="0"/>
+                <w:color w:val="9F9FA9"/>
+                <w:sz w:val="14"/>
+              </w:rPr>
+              <w:t>예) 109명 선발, 공공기관 주무관</w:t>
+            </w:r>
+          </w:p>
+        </w:tc>
+      </w:tr>
+      <w:tr>
+        <w:trPr>
+          <w:cantSplit/>
+          <w:trHeight w:val="482" w:hRule="atLeast"/>
+        </w:trPr>
+        <w:tc>
+          <w:tcPr>
+            <w:tcW w:type="dxa" w:w="9639"/>
+            <w:gridSpan w:val="3"/>
+            <w:shd w:val="clear" w:color="auto" w:fill="FAFAFA"/>
+            <w:tcBorders>
+              <w:top w:val="nil"/>
+              <w:left w:val="nil"/>
+              <w:right w:val="nil"/>
+              <w:bottom w:val="single" w:sz="4" w:color="E4E4E7"/>
+            </w:tcBorders>
+          </w:tcPr>
+          <w:p>
+            <w:pPr>
+              <w:spacing w:before="0" w:after="0" w:line="276" w:lineRule="auto"/>
+            </w:pPr>
+            <w:r/>
+          </w:p>
+        </w:tc>
+      </w:tr>
+      <w:tr>
+        <w:trPr>
+          <w:cantSplit/>
+        </w:trPr>
+        <w:tc>
+          <w:tcPr>
+            <w:tcW w:type="dxa" w:w="9639"/>
+            <w:gridSpan w:val="3"/>
+            <w:tcBorders>
+              <w:top w:val="nil"/>
+              <w:left w:val="nil"/>
+              <w:right w:val="nil"/>
+              <w:bottom w:val="nil"/>
+            </w:tcBorders>
+          </w:tcPr>
+          <w:p>
+            <w:pPr>
               <w:spacing w:before="240" w:after="120" w:line="276" w:lineRule="auto"/>
               <w:pBdr>
                 <w:bottom w:val="single" w:sz="6" w:space="4" w:color="0F0F0F"/>
@@ -440,7 +582,7 @@
                 <w:color w:val="0F0F0F"/>
                 <w:sz w:val="18"/>
               </w:rPr>
-              <w:t>다룬 주제</w:t>
+              <w:t>핵심내용</w:t>
             </w:r>
           </w:p>
           <w:p>
@@ -454,7 +596,7 @@
                 <w:color w:val="9F9FA9"/>
                 <w:sz w:val="14"/>
               </w:rPr>
-              <w:t>2~3개. 예) 챗GPT 민원 답변 초안, 엑셀 데이터 정리</w:t>
+              <w:t>다룬 주제를 3~5개로 나누고, 각각 무엇을 했는지 한두 줄씩 붙여주세요. 제목만 나열하면 글에 쓸 내용이 없습니다.</w:t>
             </w:r>
           </w:p>
         </w:tc>
@@ -462,7 +604,78 @@
       <w:tr>
         <w:trPr>
           <w:cantSplit/>
-          <w:trHeight w:val="482" w:hRule="atLeast"/>
+          <w:trHeight w:val="1247" w:hRule="atLeast"/>
+        </w:trPr>
+        <w:tc>
+          <w:tcPr>
+            <w:tcW w:type="dxa" w:w="9639"/>
+            <w:gridSpan w:val="3"/>
+            <w:shd w:val="clear" w:color="auto" w:fill="FAFAFA"/>
+            <w:tcBorders>
+              <w:top w:val="nil"/>
+              <w:left w:val="nil"/>
+              <w:right w:val="nil"/>
+              <w:bottom w:val="single" w:sz="4" w:color="E4E4E7"/>
+            </w:tcBorders>
+          </w:tcPr>
+          <w:p>
+            <w:pPr>
+              <w:spacing w:before="0" w:after="0" w:line="276" w:lineRule="auto"/>
+            </w:pPr>
+            <w:r/>
+          </w:p>
+        </w:tc>
+      </w:tr>
+      <w:tr>
+        <w:trPr>
+          <w:cantSplit/>
+        </w:trPr>
+        <w:tc>
+          <w:tcPr>
+            <w:tcW w:type="dxa" w:w="9639"/>
+            <w:gridSpan w:val="3"/>
+            <w:tcBorders>
+              <w:top w:val="nil"/>
+              <w:left w:val="nil"/>
+              <w:right w:val="nil"/>
+              <w:bottom w:val="nil"/>
+            </w:tcBorders>
+          </w:tcPr>
+          <w:p>
+            <w:pPr>
+              <w:spacing w:before="100" w:after="0" w:line="276" w:lineRule="auto"/>
+            </w:pPr>
+            <w:r/>
+            <w:r>
+              <w:rPr>
+                <w:rFonts w:ascii="맑은 고딕" w:hAnsi="맑은 고딕" w:eastAsia="맑은 고딕"/>
+                <w:b/>
+                <w:color w:val="0F0F0F"/>
+                <w:sz w:val="18"/>
+              </w:rPr>
+              <w:t>과정 내용</w:t>
+            </w:r>
+          </w:p>
+          <w:p>
+            <w:pPr>
+              <w:spacing w:before="20" w:after="0" w:line="276" w:lineRule="auto"/>
+            </w:pPr>
+            <w:r>
+              <w:rPr>
+                <w:rFonts w:ascii="맑은 고딕" w:hAnsi="맑은 고딕" w:eastAsia="맑은 고딕"/>
+                <w:b w:val="0"/>
+                <w:color w:val="9F9FA9"/>
+                <w:sz w:val="14"/>
+              </w:rPr>
+              <w:t>어떤 순서로 진행했는지, 각 단계에서 무엇을 했는지. 예) 사전 온라인 3일(개념 학습) → 집합수업 4회(부서 데이터 실습) → 셀프스터디 2일(과제) → 인증평가</w:t>
+            </w:r>
+          </w:p>
+        </w:tc>
+      </w:tr>
+      <w:tr>
+        <w:trPr>
+          <w:cantSplit/>
+          <w:trHeight w:val="1247" w:hRule="atLeast"/>
         </w:trPr>
         <w:tc>
           <w:tcPr>
@@ -525,7 +738,7 @@
                 <w:color w:val="9F9FA9"/>
                 <w:sz w:val="14"/>
               </w:rPr>
-              <w:t>예) 민원 분류 대시보드 6개</w:t>
+              <w:t>예) 부서별 민원 분류 대시보드 6개</w:t>
             </w:r>
           </w:p>
         </w:tc>
@@ -582,7 +795,7 @@
                 <w:color w:val="0F0F0F"/>
                 <w:sz w:val="18"/>
               </w:rPr>
-              <w:t>특별했던 점</w:t>
+              <w:t>이 과정의 주요 포인트</w:t>
             </w:r>
           </w:p>
           <w:p>
@@ -596,7 +809,7 @@
                 <w:color w:val="9F9FA9"/>
                 <w:sz w:val="14"/>
               </w:rPr>
-              <w:t>예) 부서별 실제 데이터로 실습, 현장 발표회. 만족도·합격률 등 수치가 있으면 함께</w:t>
+              <w:t>다른 교육과의 차별화. 현장에서 인상 깊었던 장면이 있으면 함께. 예) 샘플 데이터가 아니라 참여자가 실제로 쓰는 부서 데이터로 실습했습니다</w:t>
             </w:r>
           </w:p>
         </w:tc>
@@ -666,7 +879,7 @@
                 <w:color w:val="0F0F0F"/>
                 <w:sz w:val="21"/>
               </w:rPr>
-              <w:t xml:space="preserve">   참여자 반응</w:t>
+              <w:t xml:space="preserve">   교육 만족도</w:t>
             </w:r>
           </w:p>
           <w:p>
@@ -680,7 +893,7 @@
                 <w:color w:val="0F0F0F"/>
                 <w:sz w:val="18"/>
               </w:rPr>
-              <w:t>참가자가 한 말 (선택)</w:t>
+              <w:t>교육 만족도</w:t>
             </w:r>
           </w:p>
           <w:p>
@@ -694,7 +907,7 @@
                 <w:color w:val="9F9FA9"/>
                 <w:sz w:val="14"/>
               </w:rPr>
-              <w:t>1~2개, 발언 그대로. 예) "내일 업무에 바로 적용하겠다"</w:t>
+              <w:t>10점 만점 기준으로 적어주세요. 예) 9.0 / 10점 (106명 응답)</w:t>
             </w:r>
           </w:p>
         </w:tc>
@@ -702,7 +915,7 @@
       <w:tr>
         <w:trPr>
           <w:cantSplit/>
-          <w:trHeight w:val="1247" w:hRule="atLeast"/>
+          <w:trHeight w:val="482" w:hRule="atLeast"/>
         </w:trPr>
         <w:tc>
           <w:tcPr>
@@ -764,7 +977,7 @@
                 <w:color w:val="0F0F0F"/>
                 <w:sz w:val="21"/>
               </w:rPr>
-              <w:t xml:space="preserve">   게시 정보</w:t>
+              <w:t xml:space="preserve">   게시 방향</w:t>
             </w:r>
           </w:p>
           <w:p>
@@ -778,7 +991,7 @@
                 <w:color w:val="0F0F0F"/>
                 <w:sz w:val="18"/>
               </w:rPr>
-              <w:t>게시 위치</w:t>
+              <w:t>게시글 헤드라인</w:t>
             </w:r>
           </w:p>
           <w:p>
@@ -792,7 +1005,7 @@
                 <w:color w:val="9F9FA9"/>
                 <w:sz w:val="14"/>
               </w:rPr>
-              <w:t>교육후기 / 인사이트 / 뉴스·보도자료 / 교육 산출물 / 기타</w:t>
+              <w:t>이 글의 제목을 뭐라고 뽑고 싶으신가요. 문장이 아니어도 됩니다</w:t>
             </w:r>
           </w:p>
         </w:tc>
@@ -849,7 +1062,7 @@
                 <w:color w:val="0F0F0F"/>
                 <w:sz w:val="18"/>
               </w:rPr>
-              <w:t>게시 희망일</w:t>
+              <w:t>해시태그</w:t>
             </w:r>
           </w:p>
           <w:p>
@@ -863,176 +1076,7 @@
                 <w:color w:val="9F9FA9"/>
                 <w:sz w:val="14"/>
               </w:rPr>
-              <w:t>예) 2026-09-05</w:t>
-            </w:r>
-          </w:p>
-        </w:tc>
-      </w:tr>
-      <w:tr>
-        <w:trPr>
-          <w:cantSplit/>
-          <w:trHeight w:val="482" w:hRule="atLeast"/>
-        </w:trPr>
-        <w:tc>
-          <w:tcPr>
-            <w:tcW w:type="dxa" w:w="9639"/>
-            <w:gridSpan w:val="3"/>
-            <w:shd w:val="clear" w:color="auto" w:fill="FAFAFA"/>
-            <w:tcBorders>
-              <w:top w:val="nil"/>
-              <w:left w:val="nil"/>
-              <w:right w:val="nil"/>
-              <w:bottom w:val="single" w:sz="4" w:color="E4E4E7"/>
-            </w:tcBorders>
-          </w:tcPr>
-          <w:p>
-            <w:pPr>
-              <w:spacing w:before="0" w:after="0" w:line="276" w:lineRule="auto"/>
-            </w:pPr>
-            <w:r/>
-          </w:p>
-        </w:tc>
-      </w:tr>
-      <w:tr>
-        <w:trPr>
-          <w:cantSplit/>
-        </w:trPr>
-        <w:tc>
-          <w:tcPr>
-            <w:tcW w:type="dxa" w:w="9639"/>
-            <w:gridSpan w:val="3"/>
-            <w:tcBorders>
-              <w:top w:val="nil"/>
-              <w:left w:val="nil"/>
-              <w:right w:val="nil"/>
-              <w:bottom w:val="nil"/>
-            </w:tcBorders>
-          </w:tcPr>
-          <w:p>
-            <w:pPr>
-              <w:spacing w:before="100" w:after="0" w:line="276" w:lineRule="auto"/>
-            </w:pPr>
-            <w:r/>
-            <w:r>
-              <w:rPr>
-                <w:rFonts w:ascii="맑은 고딕" w:hAnsi="맑은 고딕" w:eastAsia="맑은 고딕"/>
-                <w:b/>
-                <w:color w:val="0F0F0F"/>
-                <w:sz w:val="18"/>
-              </w:rPr>
-              <w:t>강조할 점 (선택)</w:t>
-            </w:r>
-          </w:p>
-          <w:p>
-            <w:pPr>
-              <w:spacing w:before="20" w:after="0" w:line="276" w:lineRule="auto"/>
-            </w:pPr>
-            <w:r>
-              <w:rPr>
-                <w:rFonts w:ascii="맑은 고딕" w:hAnsi="맑은 고딕" w:eastAsia="맑은 고딕"/>
-                <w:b w:val="0"/>
-                <w:color w:val="9F9FA9"/>
-                <w:sz w:val="14"/>
-              </w:rPr>
-              <w:t>예) "공공기관 최초 자체 데이터 실습 사례"</w:t>
-            </w:r>
-          </w:p>
-        </w:tc>
-      </w:tr>
-      <w:tr>
-        <w:trPr>
-          <w:cantSplit/>
-          <w:trHeight w:val="482" w:hRule="atLeast"/>
-        </w:trPr>
-        <w:tc>
-          <w:tcPr>
-            <w:tcW w:type="dxa" w:w="9639"/>
-            <w:gridSpan w:val="3"/>
-            <w:shd w:val="clear" w:color="auto" w:fill="FAFAFA"/>
-            <w:tcBorders>
-              <w:top w:val="nil"/>
-              <w:left w:val="nil"/>
-              <w:right w:val="nil"/>
-              <w:bottom w:val="single" w:sz="4" w:color="E4E4E7"/>
-            </w:tcBorders>
-          </w:tcPr>
-          <w:p>
-            <w:pPr>
-              <w:spacing w:before="0" w:after="0" w:line="276" w:lineRule="auto"/>
-            </w:pPr>
-            <w:r/>
-          </w:p>
-        </w:tc>
-      </w:tr>
-      <w:tr>
-        <w:trPr>
-          <w:cantSplit/>
-        </w:trPr>
-        <w:tc>
-          <w:tcPr>
-            <w:tcW w:type="dxa" w:w="9639"/>
-            <w:gridSpan w:val="3"/>
-            <w:tcBorders>
-              <w:top w:val="nil"/>
-              <w:left w:val="nil"/>
-              <w:right w:val="nil"/>
-              <w:bottom w:val="nil"/>
-            </w:tcBorders>
-          </w:tcPr>
-          <w:p>
-            <w:pPr>
-              <w:spacing w:before="240" w:after="120" w:line="276" w:lineRule="auto"/>
-              <w:pBdr>
-                <w:bottom w:val="single" w:sz="6" w:space="4" w:color="0F0F0F"/>
-              </w:pBdr>
-            </w:pPr>
-            <w:r/>
-            <w:r>
-              <w:rPr>
-                <w:rFonts w:ascii="맑은 고딕" w:hAnsi="맑은 고딕" w:eastAsia="맑은 고딕"/>
-                <w:b/>
-                <w:color w:val="2563EB"/>
-                <w:sz w:val="18"/>
-                <w:spacing w:val="20"/>
-              </w:rPr>
-              <w:t>05</w:t>
-            </w:r>
-            <w:r>
-              <w:rPr>
-                <w:rFonts w:ascii="맑은 고딕" w:hAnsi="맑은 고딕" w:eastAsia="맑은 고딕"/>
-                <w:b/>
-                <w:color w:val="0F0F0F"/>
-                <w:sz w:val="21"/>
-              </w:rPr>
-              <w:t xml:space="preserve">   등록자</w:t>
-            </w:r>
-          </w:p>
-          <w:p>
-            <w:pPr>
-              <w:spacing w:before="100" w:after="0" w:line="276" w:lineRule="auto"/>
-            </w:pPr>
-            <w:r>
-              <w:rPr>
-                <w:rFonts w:ascii="맑은 고딕" w:hAnsi="맑은 고딕" w:eastAsia="맑은 고딕"/>
-                <w:b/>
-                <w:color w:val="0F0F0F"/>
-                <w:sz w:val="18"/>
-              </w:rPr>
-              <w:t>등록자</w:t>
-            </w:r>
-          </w:p>
-          <w:p>
-            <w:pPr>
-              <w:spacing w:before="20" w:after="0" w:line="276" w:lineRule="auto"/>
-            </w:pPr>
-            <w:r>
-              <w:rPr>
-                <w:rFonts w:ascii="맑은 고딕" w:hAnsi="맑은 고딕" w:eastAsia="맑은 고딕"/>
-                <w:b w:val="0"/>
-                <w:color w:val="9F9FA9"/>
-                <w:sz w:val="14"/>
-              </w:rPr>
-              <w:t>이름 / 팀. 예) 이예진 / 사업4팀</w:t>
+              <w:t>어떤 태그를 걸고 싶으신가요. 예) #AI챔피언 #공공데이터 #디지털전환</w:t>
             </w:r>
           </w:p>
         </w:tc>
